--- a/skills/fsd-convert/docx-kit/reference.docx
+++ b/skills/fsd-convert/docx-kit/reference.docx
@@ -12214,7 +12214,6 @@
     </w:pPr>
     <w:rPr>
       <w:rFonts w:ascii="Calibri" w:hAnsi="Calibri" w:cs="Calibri"/>
-      <w:color w:val="1F2D3D"/>
       <w:sz w:val="22"/>
     </w:rPr>
   </w:style>
